--- a/docs/note-data.docx
+++ b/docs/note-data.docx
@@ -559,203 +559,353 @@
         </w:rPr>
         <w:t>Remove Face删除面：</w:t>
       </w:r>
+    </w:p>
+    <w:p>
+      <w:pPr>
+        <w:rPr>
+          <w:rFonts w:hint="eastAsia"/>
+          <w:b w:val="0"/>
+          <w:bCs w:val="0"/>
+          <w:sz w:val="28"/>
+          <w:szCs w:val="28"/>
+          <w:lang w:val="en-US" w:eastAsia="zh-CN"/>
+        </w:rPr>
+      </w:pPr>
+      <w:r>
+        <w:rPr>
+          <w:rFonts w:hint="eastAsia"/>
+          <w:b w:val="0"/>
+          <w:bCs w:val="0"/>
+          <w:sz w:val="28"/>
+          <w:szCs w:val="28"/>
+          <w:lang w:val="en-US" w:eastAsia="zh-CN"/>
+        </w:rPr>
+        <w:t>Replace Face替换面：</w:t>
+      </w:r>
+    </w:p>
+    <w:p>
+      <w:pPr>
+        <w:rPr>
+          <w:rFonts w:hint="eastAsia"/>
+          <w:b w:val="0"/>
+          <w:bCs w:val="0"/>
+          <w:sz w:val="28"/>
+          <w:szCs w:val="28"/>
+          <w:lang w:val="en-US" w:eastAsia="zh-CN"/>
+        </w:rPr>
+      </w:pPr>
+      <w:r>
+        <w:rPr>
+          <w:rFonts w:hint="eastAsia"/>
+          <w:b w:val="0"/>
+          <w:bCs w:val="0"/>
+          <w:sz w:val="28"/>
+          <w:szCs w:val="28"/>
+          <w:lang w:val="en-US" w:eastAsia="zh-CN"/>
+        </w:rPr>
+        <w:t>Stitch缝合：</w:t>
+      </w:r>
+    </w:p>
+    <w:p>
+      <w:pPr>
+        <w:rPr>
+          <w:rFonts w:hint="eastAsia"/>
+          <w:b w:val="0"/>
+          <w:bCs w:val="0"/>
+          <w:sz w:val="28"/>
+          <w:szCs w:val="28"/>
+          <w:lang w:val="en-US" w:eastAsia="zh-CN"/>
+        </w:rPr>
+      </w:pPr>
+      <w:r>
+        <w:rPr>
+          <w:rFonts w:hint="eastAsia"/>
+          <w:b w:val="0"/>
+          <w:bCs w:val="0"/>
+          <w:sz w:val="28"/>
+          <w:szCs w:val="28"/>
+          <w:lang w:val="en-US" w:eastAsia="zh-CN"/>
+        </w:rPr>
+        <w:t>Heal修复：</w:t>
+      </w:r>
+    </w:p>
+    <w:p>
+      <w:pPr>
+        <w:rPr>
+          <w:rFonts w:hint="eastAsia"/>
+          <w:b w:val="0"/>
+          <w:bCs w:val="0"/>
+          <w:sz w:val="28"/>
+          <w:szCs w:val="28"/>
+          <w:lang w:val="en-US" w:eastAsia="zh-CN"/>
+        </w:rPr>
+      </w:pPr>
+      <w:r>
+        <w:rPr>
+          <w:rFonts w:hint="eastAsia"/>
+          <w:b w:val="0"/>
+          <w:bCs w:val="0"/>
+          <w:sz w:val="28"/>
+          <w:szCs w:val="28"/>
+          <w:lang w:val="en-US" w:eastAsia="zh-CN"/>
+        </w:rPr>
+        <w:t>Imprint压印/投影：</w:t>
+      </w:r>
+    </w:p>
+    <w:p>
+      <w:pPr>
+        <w:rPr>
+          <w:rFonts w:hint="eastAsia"/>
+          <w:b w:val="0"/>
+          <w:bCs w:val="0"/>
+          <w:sz w:val="28"/>
+          <w:szCs w:val="28"/>
+          <w:lang w:val="en-US" w:eastAsia="zh-CN"/>
+        </w:rPr>
+      </w:pPr>
+      <w:r>
+        <w:rPr>
+          <w:rFonts w:hint="eastAsia"/>
+          <w:b w:val="0"/>
+          <w:bCs w:val="0"/>
+          <w:sz w:val="28"/>
+          <w:szCs w:val="28"/>
+          <w:lang w:val="en-US" w:eastAsia="zh-CN"/>
+        </w:rPr>
+        <w:t>Split分割：</w:t>
+      </w:r>
+    </w:p>
+    <w:p>
+      <w:pPr>
+        <w:rPr>
+          <w:rFonts w:hint="eastAsia"/>
+          <w:b w:val="0"/>
+          <w:bCs w:val="0"/>
+          <w:sz w:val="28"/>
+          <w:szCs w:val="28"/>
+          <w:lang w:val="en-US" w:eastAsia="zh-CN"/>
+        </w:rPr>
+      </w:pPr>
+      <w:r>
+        <w:rPr>
+          <w:rFonts w:hint="eastAsia"/>
+          <w:b w:val="0"/>
+          <w:bCs w:val="0"/>
+          <w:sz w:val="28"/>
+          <w:szCs w:val="28"/>
+          <w:lang w:val="en-US" w:eastAsia="zh-CN"/>
+        </w:rPr>
+        <w:t>Merge合并：</w:t>
+      </w:r>
+    </w:p>
+    <w:p>
+      <w:pPr>
+        <w:rPr>
+          <w:rFonts w:hint="default"/>
+          <w:b w:val="0"/>
+          <w:bCs w:val="0"/>
+          <w:sz w:val="28"/>
+          <w:szCs w:val="28"/>
+          <w:lang w:val="en-US" w:eastAsia="zh-CN"/>
+        </w:rPr>
+      </w:pPr>
+      <w:r>
+        <w:rPr>
+          <w:rFonts w:hint="eastAsia"/>
+          <w:b w:val="0"/>
+          <w:bCs w:val="0"/>
+          <w:sz w:val="28"/>
+          <w:szCs w:val="28"/>
+          <w:lang w:val="en-US" w:eastAsia="zh-CN"/>
+        </w:rPr>
+        <w:t>Deform变形：</w:t>
+      </w:r>
+    </w:p>
+    <w:p>
+      <w:pPr>
+        <w:rPr>
+          <w:rFonts w:hint="eastAsia"/>
+          <w:b w:val="0"/>
+          <w:bCs w:val="0"/>
+          <w:sz w:val="28"/>
+          <w:szCs w:val="28"/>
+          <w:lang w:val="en-US" w:eastAsia="zh-CN"/>
+        </w:rPr>
+      </w:pPr>
+      <w:r>
+        <w:rPr>
+          <w:rFonts w:hint="eastAsia"/>
+          <w:b w:val="0"/>
+          <w:bCs w:val="0"/>
+          <w:sz w:val="28"/>
+          <w:szCs w:val="28"/>
+          <w:lang w:val="en-US" w:eastAsia="zh-CN"/>
+        </w:rPr>
+        <w:t>解析曲面：参数：法向量（normal），存储轴线（axis），顶点（apex），中心（center），主半径与管道半径（major_radius，minor）；</w:t>
+      </w:r>
+    </w:p>
+    <w:p>
+      <w:pPr>
+        <w:rPr>
+          <w:rFonts w:hint="default"/>
+          <w:b w:val="0"/>
+          <w:bCs w:val="0"/>
+          <w:sz w:val="28"/>
+          <w:szCs w:val="28"/>
+          <w:lang w:val="en-US" w:eastAsia="zh-CN"/>
+        </w:rPr>
+      </w:pPr>
+      <w:r>
+        <w:rPr>
+          <w:rFonts w:hint="eastAsia"/>
+          <w:b w:val="0"/>
+          <w:bCs w:val="0"/>
+          <w:sz w:val="28"/>
+          <w:szCs w:val="28"/>
+          <w:lang w:val="en-US" w:eastAsia="zh-CN"/>
+        </w:rPr>
+        <w:t>样条曲面：P（U）方向和q（V）方向，阶数越高，基函数支撑区间越宽，越光滑，局部控制性越弱；</w:t>
+      </w:r>
+    </w:p>
+    <w:p>
+      <w:pPr>
+        <w:rPr>
+          <w:rFonts w:hint="default"/>
+          <w:b w:val="0"/>
+          <w:bCs w:val="0"/>
+          <w:sz w:val="28"/>
+          <w:szCs w:val="28"/>
+          <w:lang w:val="en-US" w:eastAsia="zh-CN"/>
+        </w:rPr>
+      </w:pPr>
+    </w:p>
+    <w:p>
+      <w:pPr>
+        <w:rPr>
+          <w:rFonts w:hint="default"/>
+          <w:sz w:val="28"/>
+          <w:szCs w:val="28"/>
+          <w:lang w:val="en-US" w:eastAsia="zh-CN"/>
+        </w:rPr>
+      </w:pPr>
+    </w:p>
+    <w:p>
+      <w:pPr>
+        <w:rPr>
+          <w:rFonts w:hint="eastAsia"/>
+          <w:sz w:val="28"/>
+          <w:szCs w:val="28"/>
+          <w:lang w:val="en-US" w:eastAsia="zh-CN"/>
+        </w:rPr>
+      </w:pPr>
+      <w:r>
+        <w:rPr>
+          <w:rFonts w:hint="eastAsia"/>
+          <w:sz w:val="28"/>
+          <w:szCs w:val="28"/>
+          <w:lang w:val="en-US" w:eastAsia="zh-CN"/>
+        </w:rPr>
+        <w:t>参数：</w:t>
+      </w:r>
+    </w:p>
+    <w:p>
+      <w:pPr>
+        <w:rPr>
+          <w:rFonts w:hint="eastAsia"/>
+          <w:sz w:val="28"/>
+          <w:szCs w:val="28"/>
+          <w:lang w:val="en-US" w:eastAsia="zh-CN"/>
+        </w:rPr>
+      </w:pPr>
+      <w:r>
+        <w:rPr>
+          <w:rFonts w:hint="eastAsia"/>
+          <w:sz w:val="28"/>
+          <w:szCs w:val="28"/>
+          <w:lang w:val="en-US" w:eastAsia="zh-CN"/>
+        </w:rPr>
+        <w:t>Curve:subset_range:当前对象curve所使用的或被截取的参数区间范围；</w:t>
+      </w:r>
+    </w:p>
+    <w:p>
+      <w:pPr>
+        <w:rPr>
+          <w:rFonts w:hint="eastAsia"/>
+          <w:sz w:val="28"/>
+          <w:szCs w:val="28"/>
+          <w:lang w:val="en-US" w:eastAsia="zh-CN"/>
+        </w:rPr>
+      </w:pPr>
+      <w:r>
+        <w:rPr>
+          <w:rFonts w:hint="eastAsia"/>
+          <w:sz w:val="28"/>
+          <w:szCs w:val="28"/>
+          <w:lang w:val="en-US" w:eastAsia="zh-CN"/>
+        </w:rPr>
+        <w:t>Loop属于一个环，coedge挂到loop中，首个coedge，然后使用next首尾相连；</w:t>
+      </w:r>
+    </w:p>
+    <w:p>
+      <w:pPr>
+        <w:rPr>
+          <w:rFonts w:hint="eastAsia"/>
+          <w:sz w:val="28"/>
+          <w:szCs w:val="28"/>
+          <w:lang w:val="en-US" w:eastAsia="zh-CN"/>
+        </w:rPr>
+      </w:pPr>
+    </w:p>
+    <w:p>
+      <w:pPr>
+        <w:rPr>
+          <w:rFonts w:hint="eastAsia" w:ascii="新宋体" w:hAnsi="新宋体" w:eastAsia="新宋体"/>
+          <w:color w:val="008000"/>
+          <w:sz w:val="19"/>
+          <w:szCs w:val="24"/>
+          <w:highlight w:val="white"/>
+        </w:rPr>
+      </w:pPr>
+      <w:r>
+        <w:rPr>
+          <w:rFonts w:hint="eastAsia"/>
+          <w:sz w:val="28"/>
+          <w:szCs w:val="28"/>
+          <w:lang w:val="en-US" w:eastAsia="zh-CN"/>
+        </w:rPr>
+        <w:t>C++;读文件：</w:t>
+      </w:r>
+      <w:r>
+        <w:rPr>
+          <w:rFonts w:hint="eastAsia" w:ascii="新宋体" w:hAnsi="新宋体" w:eastAsia="新宋体"/>
+          <w:color w:val="008000"/>
+          <w:sz w:val="19"/>
+          <w:szCs w:val="24"/>
+          <w:highlight w:val="white"/>
+        </w:rPr>
+        <w:t>readBodyFile(R"(E:\\lop_test\\rbi_srf0_0.sat)");</w:t>
+      </w:r>
+    </w:p>
+    <w:p>
+      <w:pPr>
+        <w:rPr>
+          <w:rFonts w:hint="default" w:eastAsia="新宋体"/>
+          <w:sz w:val="28"/>
+          <w:szCs w:val="28"/>
+          <w:lang w:val="en-US" w:eastAsia="zh-CN"/>
+        </w:rPr>
+      </w:pPr>
+      <w:r>
+        <w:rPr>
+          <w:rFonts w:hint="eastAsia" w:eastAsia="新宋体"/>
+          <w:sz w:val="28"/>
+          <w:szCs w:val="28"/>
+          <w:lang w:val="en-US" w:eastAsia="zh-CN"/>
+        </w:rPr>
+        <w:t>R“内容”，表示不要对字符串的内容进行转义处理；</w:t>
+      </w:r>
       <w:bookmarkStart w:id="0" w:name="_GoBack"/>
       <w:bookmarkEnd w:id="0"/>
-    </w:p>
-    <w:p>
-      <w:pPr>
-        <w:rPr>
-          <w:rFonts w:hint="eastAsia"/>
-          <w:b w:val="0"/>
-          <w:bCs w:val="0"/>
-          <w:sz w:val="28"/>
-          <w:szCs w:val="28"/>
-          <w:lang w:val="en-US" w:eastAsia="zh-CN"/>
-        </w:rPr>
-      </w:pPr>
-      <w:r>
-        <w:rPr>
-          <w:rFonts w:hint="eastAsia"/>
-          <w:b w:val="0"/>
-          <w:bCs w:val="0"/>
-          <w:sz w:val="28"/>
-          <w:szCs w:val="28"/>
-          <w:lang w:val="en-US" w:eastAsia="zh-CN"/>
-        </w:rPr>
-        <w:t>Replace Face替换面：</w:t>
-      </w:r>
-    </w:p>
-    <w:p>
-      <w:pPr>
-        <w:rPr>
-          <w:rFonts w:hint="eastAsia"/>
-          <w:b w:val="0"/>
-          <w:bCs w:val="0"/>
-          <w:sz w:val="28"/>
-          <w:szCs w:val="28"/>
-          <w:lang w:val="en-US" w:eastAsia="zh-CN"/>
-        </w:rPr>
-      </w:pPr>
-      <w:r>
-        <w:rPr>
-          <w:rFonts w:hint="eastAsia"/>
-          <w:b w:val="0"/>
-          <w:bCs w:val="0"/>
-          <w:sz w:val="28"/>
-          <w:szCs w:val="28"/>
-          <w:lang w:val="en-US" w:eastAsia="zh-CN"/>
-        </w:rPr>
-        <w:t>Stitch缝合：</w:t>
-      </w:r>
-    </w:p>
-    <w:p>
-      <w:pPr>
-        <w:rPr>
-          <w:rFonts w:hint="eastAsia"/>
-          <w:b w:val="0"/>
-          <w:bCs w:val="0"/>
-          <w:sz w:val="28"/>
-          <w:szCs w:val="28"/>
-          <w:lang w:val="en-US" w:eastAsia="zh-CN"/>
-        </w:rPr>
-      </w:pPr>
-      <w:r>
-        <w:rPr>
-          <w:rFonts w:hint="eastAsia"/>
-          <w:b w:val="0"/>
-          <w:bCs w:val="0"/>
-          <w:sz w:val="28"/>
-          <w:szCs w:val="28"/>
-          <w:lang w:val="en-US" w:eastAsia="zh-CN"/>
-        </w:rPr>
-        <w:t>Heal修复：</w:t>
-      </w:r>
-    </w:p>
-    <w:p>
-      <w:pPr>
-        <w:rPr>
-          <w:rFonts w:hint="eastAsia"/>
-          <w:b w:val="0"/>
-          <w:bCs w:val="0"/>
-          <w:sz w:val="28"/>
-          <w:szCs w:val="28"/>
-          <w:lang w:val="en-US" w:eastAsia="zh-CN"/>
-        </w:rPr>
-      </w:pPr>
-      <w:r>
-        <w:rPr>
-          <w:rFonts w:hint="eastAsia"/>
-          <w:b w:val="0"/>
-          <w:bCs w:val="0"/>
-          <w:sz w:val="28"/>
-          <w:szCs w:val="28"/>
-          <w:lang w:val="en-US" w:eastAsia="zh-CN"/>
-        </w:rPr>
-        <w:t>Imprint压印/投影：</w:t>
-      </w:r>
-    </w:p>
-    <w:p>
-      <w:pPr>
-        <w:rPr>
-          <w:rFonts w:hint="eastAsia"/>
-          <w:b w:val="0"/>
-          <w:bCs w:val="0"/>
-          <w:sz w:val="28"/>
-          <w:szCs w:val="28"/>
-          <w:lang w:val="en-US" w:eastAsia="zh-CN"/>
-        </w:rPr>
-      </w:pPr>
-      <w:r>
-        <w:rPr>
-          <w:rFonts w:hint="eastAsia"/>
-          <w:b w:val="0"/>
-          <w:bCs w:val="0"/>
-          <w:sz w:val="28"/>
-          <w:szCs w:val="28"/>
-          <w:lang w:val="en-US" w:eastAsia="zh-CN"/>
-        </w:rPr>
-        <w:t>Split分割：</w:t>
-      </w:r>
-    </w:p>
-    <w:p>
-      <w:pPr>
-        <w:rPr>
-          <w:rFonts w:hint="eastAsia"/>
-          <w:b w:val="0"/>
-          <w:bCs w:val="0"/>
-          <w:sz w:val="28"/>
-          <w:szCs w:val="28"/>
-          <w:lang w:val="en-US" w:eastAsia="zh-CN"/>
-        </w:rPr>
-      </w:pPr>
-      <w:r>
-        <w:rPr>
-          <w:rFonts w:hint="eastAsia"/>
-          <w:b w:val="0"/>
-          <w:bCs w:val="0"/>
-          <w:sz w:val="28"/>
-          <w:szCs w:val="28"/>
-          <w:lang w:val="en-US" w:eastAsia="zh-CN"/>
-        </w:rPr>
-        <w:t>Merge合并：</w:t>
-      </w:r>
-    </w:p>
-    <w:p>
-      <w:pPr>
-        <w:rPr>
-          <w:rFonts w:hint="default"/>
-          <w:b w:val="0"/>
-          <w:bCs w:val="0"/>
-          <w:sz w:val="28"/>
-          <w:szCs w:val="28"/>
-          <w:lang w:val="en-US" w:eastAsia="zh-CN"/>
-        </w:rPr>
-      </w:pPr>
-      <w:r>
-        <w:rPr>
-          <w:rFonts w:hint="eastAsia"/>
-          <w:b w:val="0"/>
-          <w:bCs w:val="0"/>
-          <w:sz w:val="28"/>
-          <w:szCs w:val="28"/>
-          <w:lang w:val="en-US" w:eastAsia="zh-CN"/>
-        </w:rPr>
-        <w:t>Deform变形：</w:t>
-      </w:r>
-    </w:p>
-    <w:p>
-      <w:pPr>
-        <w:rPr>
-          <w:rFonts w:hint="default"/>
-          <w:b w:val="0"/>
-          <w:bCs w:val="0"/>
-          <w:sz w:val="28"/>
-          <w:szCs w:val="28"/>
-          <w:lang w:val="en-US" w:eastAsia="zh-CN"/>
-        </w:rPr>
-      </w:pPr>
-    </w:p>
-    <w:p>
-      <w:pPr>
-        <w:rPr>
-          <w:rFonts w:hint="default"/>
-          <w:b w:val="0"/>
-          <w:bCs w:val="0"/>
-          <w:sz w:val="28"/>
-          <w:szCs w:val="28"/>
-          <w:lang w:val="en-US" w:eastAsia="zh-CN"/>
-        </w:rPr>
-      </w:pPr>
-    </w:p>
-    <w:p>
-      <w:pPr>
-        <w:rPr>
-          <w:rFonts w:hint="default"/>
-          <w:sz w:val="28"/>
-          <w:szCs w:val="28"/>
-          <w:lang w:val="en-US" w:eastAsia="zh-CN"/>
-        </w:rPr>
-      </w:pPr>
     </w:p>
     <w:sectPr>
       <w:pgSz w:w="11906" w:h="16838"/>
